--- a/src/main/resources/templates/service_book.docx
+++ b/src/main/resources/templates/service_book.docx
@@ -11,8 +11,8 @@
         <w:tblLook w:val="04A0" w:firstRow="1" w:lastRow="0" w:firstColumn="1" w:lastColumn="0" w:noHBand="0" w:noVBand="1"/>
       </w:tblPr>
       <w:tblGrid>
-        <w:gridCol w:w="4537"/>
-        <w:gridCol w:w="6946"/>
+        <w:gridCol w:w="4820"/>
+        <w:gridCol w:w="6663"/>
       </w:tblGrid>
       <w:tr>
         <w:trPr>
@@ -20,7 +20,7 @@
         </w:trPr>
         <w:tc>
           <w:tcPr>
-            <w:tcW w:w="4537" w:type="dxa"/>
+            <w:tcW w:w="4820" w:type="dxa"/>
             <w:tcBorders>
               <w:bottom w:val="nil"/>
               <w:right w:val="nil"/>
@@ -47,6 +47,7 @@
           </w:p>
           <w:p>
             <w:pPr>
+              <w:ind w:right="27"/>
               <w:jc w:val="center"/>
               <w:rPr>
                 <w:rFonts w:cs="Times New Roman"/>
@@ -82,6 +83,14 @@
               <w:rPr>
                 <w:rFonts w:cs="Times New Roman"/>
                 <w:sz w:val="22"/>
+                <w:u w:val="single"/>
+              </w:rPr>
+              <w:t>________</w:t>
+            </w:r>
+            <w:r>
+              <w:rPr>
+                <w:rFonts w:cs="Times New Roman"/>
+                <w:sz w:val="22"/>
               </w:rPr>
               <w:t xml:space="preserve"> листов</w:t>
             </w:r>
@@ -106,13 +115,75 @@
           </w:p>
           <w:p>
             <w:pPr>
-              <w:jc w:val="center"/>
+              <w:ind w:right="-104"/>
               <w:rPr>
                 <w:rFonts w:cs="Times New Roman"/>
-                <w:sz w:val="22"/>
-                <w:vertAlign w:val="subscript"/>
+                <w:sz w:val="20"/>
+                <w:szCs w:val="20"/>
               </w:rPr>
             </w:pPr>
+            <w:r>
+              <w:rPr>
+                <w:rFonts w:cs="Times New Roman"/>
+                <w:sz w:val="20"/>
+                <w:szCs w:val="20"/>
+              </w:rPr>
+              <w:t>{{</w:t>
+            </w:r>
+            <w:proofErr w:type="spellStart"/>
+            <w:r>
+              <w:rPr>
+                <w:rFonts w:cs="Times New Roman"/>
+                <w:sz w:val="20"/>
+                <w:szCs w:val="20"/>
+              </w:rPr>
+              <w:t>petitionerFullPost</w:t>
+            </w:r>
+            <w:proofErr w:type="spellEnd"/>
+            <w:r>
+              <w:rPr>
+                <w:rFonts w:cs="Times New Roman"/>
+                <w:sz w:val="20"/>
+                <w:szCs w:val="20"/>
+              </w:rPr>
+              <w:t xml:space="preserve">}} ОВ </w:t>
+            </w:r>
+            <w:proofErr w:type="gramStart"/>
+            <w:r>
+              <w:rPr>
+                <w:rFonts w:cs="Times New Roman"/>
+                <w:sz w:val="20"/>
+                <w:szCs w:val="20"/>
+              </w:rPr>
+              <w:t>ППСП  (</w:t>
+            </w:r>
+            <w:proofErr w:type="gramEnd"/>
+            <w:r>
+              <w:rPr>
+                <w:rFonts w:cs="Times New Roman"/>
+                <w:sz w:val="20"/>
+                <w:szCs w:val="20"/>
+              </w:rPr>
+              <w:t>СП) УП на метрополитене (г. Санкт-Петербург) {{</w:t>
+            </w:r>
+            <w:proofErr w:type="spellStart"/>
+            <w:r>
+              <w:rPr>
+                <w:rFonts w:cs="Times New Roman"/>
+                <w:sz w:val="20"/>
+                <w:szCs w:val="20"/>
+              </w:rPr>
+              <w:t>petitionerRank</w:t>
+            </w:r>
+            <w:proofErr w:type="spellEnd"/>
+            <w:r>
+              <w:rPr>
+                <w:rFonts w:cs="Times New Roman"/>
+                <w:sz w:val="20"/>
+                <w:szCs w:val="20"/>
+              </w:rPr>
+              <w:t>}} полиции</w:t>
+            </w:r>
           </w:p>
           <w:p>
             <w:pPr>
@@ -142,13 +213,35 @@
                 <w:top w:val="single" w:sz="12" w:space="1" w:color="auto"/>
                 <w:bottom w:val="single" w:sz="12" w:space="1" w:color="auto"/>
               </w:pBdr>
-              <w:jc w:val="center"/>
               <w:rPr>
                 <w:rFonts w:cs="Times New Roman"/>
                 <w:sz w:val="22"/>
                 <w:vertAlign w:val="subscript"/>
               </w:rPr>
             </w:pPr>
+            <w:r>
+              <w:rPr>
+                <w:rFonts w:cs="Times New Roman"/>
+                <w:sz w:val="22"/>
+              </w:rPr>
+              <w:t>{{</w:t>
+            </w:r>
+            <w:proofErr w:type="spellStart"/>
+            <w:r>
+              <w:rPr>
+                <w:rFonts w:cs="Times New Roman"/>
+                <w:sz w:val="22"/>
+              </w:rPr>
+              <w:t>petitionerFullName</w:t>
+            </w:r>
+            <w:proofErr w:type="spellEnd"/>
+            <w:r>
+              <w:rPr>
+                <w:rFonts w:cs="Times New Roman"/>
+                <w:sz w:val="22"/>
+              </w:rPr>
+              <w:t>}}</w:t>
+            </w:r>
           </w:p>
           <w:p>
             <w:pPr>
@@ -173,52 +266,31 @@
               <w:rPr>
                 <w:rFonts w:cs="Times New Roman"/>
                 <w:sz w:val="22"/>
+                <w:u w:val="single"/>
               </w:rPr>
             </w:pPr>
             <w:r>
               <w:rPr>
                 <w:rFonts w:cs="Times New Roman"/>
                 <w:sz w:val="22"/>
-                <w:u w:val="single"/>
               </w:rPr>
-              <w:t>«___»</w:t>
+              <w:t>{{</w:t>
             </w:r>
+            <w:proofErr w:type="spellStart"/>
             <w:r>
               <w:rPr>
                 <w:rFonts w:cs="Times New Roman"/>
                 <w:sz w:val="22"/>
               </w:rPr>
-              <w:t xml:space="preserve"> </w:t>
+              <w:t>reportDate</w:t>
             </w:r>
-            <w:r>
-              <w:rPr>
-                <w:rFonts w:cs="Times New Roman"/>
-                <w:sz w:val="22"/>
-                <w:u w:val="single"/>
-              </w:rPr>
-              <w:t>_____________</w:t>
-            </w:r>
+            <w:proofErr w:type="spellEnd"/>
             <w:r>
               <w:rPr>
                 <w:rFonts w:cs="Times New Roman"/>
                 <w:sz w:val="22"/>
               </w:rPr>
-              <w:t xml:space="preserve"> 20</w:t>
-            </w:r>
-            <w:r>
-              <w:rPr>
-                <w:rFonts w:cs="Times New Roman"/>
-                <w:sz w:val="22"/>
-                <w:u w:val="single"/>
-              </w:rPr>
-              <w:t xml:space="preserve">___ </w:t>
-            </w:r>
-            <w:r>
-              <w:rPr>
-                <w:rFonts w:cs="Times New Roman"/>
-                <w:sz w:val="22"/>
-              </w:rPr>
-              <w:t>г.</w:t>
+              <w:t>}}</w:t>
             </w:r>
           </w:p>
           <w:p>
@@ -227,6 +299,7 @@
               <w:rPr>
                 <w:b/>
                 <w:bCs/>
+                <w:lang w:val="en-US"/>
               </w:rPr>
             </w:pPr>
             <w:r>
@@ -234,20 +307,21 @@
                 <w:b/>
                 <w:bCs/>
               </w:rPr>
-              <w:t>_______________________________</w:t>
+              <w:t>_____________________________</w:t>
             </w:r>
             <w:r>
               <w:rPr>
                 <w:b/>
                 <w:bCs/>
+                <w:lang w:val="en-US"/>
               </w:rPr>
-              <w:t>__</w:t>
+              <w:t>_______</w:t>
             </w:r>
           </w:p>
         </w:tc>
         <w:tc>
           <w:tcPr>
-            <w:tcW w:w="6946" w:type="dxa"/>
+            <w:tcW w:w="6663" w:type="dxa"/>
             <w:tcBorders>
               <w:top w:val="nil"/>
               <w:left w:val="nil"/>
@@ -3702,27 +3776,6 @@
                 </w:p>
               </w:tc>
             </w:tr>
-            <w:tr>
-              <w:tc>
-                <w:tcPr>
-                  <w:tcW w:w="5478" w:type="dxa"/>
-                  <w:gridSpan w:val="4"/>
-                  <w:vAlign w:val="center"/>
-                </w:tcPr>
-                <w:p>
-                  <w:pPr>
-                    <w:spacing w:line="240" w:lineRule="auto"/>
-                    <w:ind w:left="-108" w:right="-108"/>
-                    <w:jc w:val="center"/>
-                    <w:rPr>
-                      <w:rFonts w:cs="Times New Roman"/>
-                      <w:sz w:val="16"/>
-                      <w:szCs w:val="16"/>
-                    </w:rPr>
-                  </w:pPr>
-                </w:p>
-              </w:tc>
-            </w:tr>
           </w:tbl>
           <w:p>
             <w:pPr>
@@ -3741,7 +3794,7 @@
         </w:trPr>
         <w:tc>
           <w:tcPr>
-            <w:tcW w:w="4537" w:type="dxa"/>
+            <w:tcW w:w="4820" w:type="dxa"/>
             <w:tcBorders>
               <w:top w:val="nil"/>
               <w:left w:val="nil"/>
@@ -3899,41 +3952,139 @@
                   </w:pPr>
                   <w:r>
                     <w:rPr>
+                      <w:rFonts w:cs="Times New Roman"/>
                       <w:sz w:val="20"/>
                       <w:szCs w:val="20"/>
                     </w:rPr>
-                    <w:t>Стажер</w:t>
-                  </w:r>
-                  <w:r>
-                    <w:rPr>
+                    <w:t>{{</w:t>
+                  </w:r>
+                  <w:proofErr w:type="spellStart"/>
+                  <w:r>
+                    <w:rPr>
+                      <w:rFonts w:cs="Times New Roman"/>
                       <w:sz w:val="20"/>
                       <w:szCs w:val="20"/>
                     </w:rPr>
-                    <w:t xml:space="preserve"> </w:t>
-                  </w:r>
-                  <w:r>
-                    <w:rPr>
+                    <w:t>employeeFullPost</w:t>
+                  </w:r>
+                  <w:proofErr w:type="spellEnd"/>
+                  <w:proofErr w:type="gramStart"/>
+                  <w:r>
+                    <w:rPr>
+                      <w:rFonts w:cs="Times New Roman"/>
                       <w:sz w:val="20"/>
                       <w:szCs w:val="20"/>
                     </w:rPr>
-                    <w:t xml:space="preserve">ОВ ППСП </w:t>
-                  </w:r>
-                </w:p>
-                <w:p>
-                  <w:pPr>
-                    <w:ind w:left="284" w:right="282"/>
-                    <w:jc w:val="center"/>
+                    <w:t>}}</w:t>
+                  </w:r>
+                  <w:r>
+                    <w:rPr>
+                      <w:rFonts w:cs="Times New Roman"/>
+                      <w:szCs w:val="26"/>
+                    </w:rPr>
+                    <w:t xml:space="preserve"> </w:t>
+                  </w:r>
+                  <w:r>
                     <w:rPr>
                       <w:sz w:val="20"/>
                       <w:szCs w:val="20"/>
                     </w:rPr>
-                  </w:pPr>
+                    <w:t xml:space="preserve"> </w:t>
+                  </w:r>
                   <w:r>
                     <w:rPr>
                       <w:sz w:val="20"/>
                       <w:szCs w:val="20"/>
                     </w:rPr>
-                    <w:t>Гресь Михаил Павлович</w:t>
+                    <w:t>ОВ</w:t>
+                  </w:r>
+                  <w:proofErr w:type="gramEnd"/>
+                  <w:r>
+                    <w:rPr>
+                      <w:sz w:val="20"/>
+                      <w:szCs w:val="20"/>
+                    </w:rPr>
+                    <w:t xml:space="preserve"> ППСП</w:t>
+                  </w:r>
+                </w:p>
+                <w:p>
+                  <w:pPr>
+                    <w:ind w:left="284" w:right="282"/>
+                    <w:jc w:val="center"/>
+                    <w:rPr>
+                      <w:sz w:val="20"/>
+                      <w:szCs w:val="20"/>
+                    </w:rPr>
+                  </w:pPr>
+                  <w:r>
+                    <w:rPr>
+                      <w:rFonts w:cs="Times New Roman"/>
+                      <w:sz w:val="20"/>
+                      <w:szCs w:val="20"/>
+                    </w:rPr>
+                    <w:t>{{</w:t>
+                  </w:r>
+                  <w:proofErr w:type="spellStart"/>
+                  <w:r>
+                    <w:rPr>
+                      <w:rFonts w:cs="Times New Roman"/>
+                      <w:sz w:val="20"/>
+                      <w:szCs w:val="20"/>
+                    </w:rPr>
+                    <w:t>employeeRank</w:t>
+                  </w:r>
+                  <w:proofErr w:type="spellEnd"/>
+                  <w:r>
+                    <w:rPr>
+                      <w:rFonts w:cs="Times New Roman"/>
+                      <w:sz w:val="20"/>
+                      <w:szCs w:val="20"/>
+                    </w:rPr>
+                    <w:t>}}</w:t>
+                  </w:r>
+                  <w:r>
+                    <w:rPr>
+                      <w:rFonts w:cs="Times New Roman"/>
+                      <w:sz w:val="20"/>
+                      <w:szCs w:val="20"/>
+                    </w:rPr>
+                    <w:t xml:space="preserve"> полиции</w:t>
+                  </w:r>
+                </w:p>
+                <w:p>
+                  <w:pPr>
+                    <w:ind w:left="284" w:right="282"/>
+                    <w:jc w:val="center"/>
+                    <w:rPr>
+                      <w:sz w:val="20"/>
+                      <w:szCs w:val="20"/>
+                    </w:rPr>
+                  </w:pPr>
+                  <w:r>
+                    <w:rPr>
+                      <w:rFonts w:cs="Times New Roman"/>
+                      <w:sz w:val="20"/>
+                      <w:szCs w:val="20"/>
+                    </w:rPr>
+                    <w:t>{{</w:t>
+                  </w:r>
+                  <w:proofErr w:type="spellStart"/>
+                  <w:r>
+                    <w:rPr>
+                      <w:rFonts w:cs="Times New Roman"/>
+                      <w:sz w:val="20"/>
+                      <w:szCs w:val="20"/>
+                    </w:rPr>
+                    <w:t>employeeFullName</w:t>
+                  </w:r>
+                  <w:proofErr w:type="spellEnd"/>
+                  <w:r>
+                    <w:rPr>
+                      <w:rFonts w:cs="Times New Roman"/>
+                      <w:sz w:val="20"/>
+                      <w:szCs w:val="20"/>
+                    </w:rPr>
+                    <w:t>}}</w:t>
                   </w:r>
                 </w:p>
               </w:tc>
@@ -3943,7 +4094,7 @@
         </w:tc>
         <w:tc>
           <w:tcPr>
-            <w:tcW w:w="6946" w:type="dxa"/>
+            <w:tcW w:w="6663" w:type="dxa"/>
             <w:tcBorders>
               <w:top w:val="nil"/>
               <w:left w:val="nil"/>
